--- a/templates/visa_net.docx
+++ b/templates/visa_net.docx
@@ -992,25 +992,7 @@
                 <w:sz w:val="20"/>
                 <w:szCs w:val="20"/>
               </w:rPr>
-            </w:r>
-            <w:r>
-              <w:rPr>
-                <w:rFonts w:cstheme="minorHAnsi"/>
-                <w:bCs/>
-                <w:color w:val="595959" w:themeColor="text1" w:themeTint="A6"/>
-                <w:sz w:val="20"/>
-                <w:szCs w:val="20"/>
-              </w:rPr>
-              <w:t>{{ s.course }}, {{ s.specialism }}</w:t>
-            </w:r>
-            <w:r>
-              <w:rPr>
-                <w:rFonts w:cstheme="minorHAnsi"/>
-                <w:bCs/>
-                <w:color w:val="595959" w:themeColor="text1" w:themeTint="A6"/>
-                <w:sz w:val="20"/>
-                <w:szCs w:val="20"/>
-              </w:rPr>
+              <w:t>{{ s.programme }}</w:t>
             </w:r>
           </w:p>
         </w:tc>
